--- a/forms/02_입원응급/퇴원안내문_한국동물병원협회.docx
+++ b/forms/02_입원응급/퇴원안내문_한국동물병원협회.docx
@@ -192,7 +192,7 @@
                 <w:sz w:val="15"/>
                 <w:szCs w:val="15"/>
               </w:rPr>
-              <w:t xml:space="preserve">가정 투약 · 관리 · 재진 안내 — 2020 AAHA 마취·모니터링 가이드라인의 서면 지침 권고를 참고한 참고용 서식 (처방전이 아닙니다) / 서식번호 KAHA-F-2605</w:t>
+              <w:t xml:space="preserve">가정 투약 · 가정 관리 · 재진 및 응급 연락 안내</w:t>
             </w:r>
           </w:p>
         </w:tc>
@@ -3830,62 +3830,6 @@
                 <w:szCs w:val="18"/>
               </w:rPr>
               <w:t xml:space="preserve">성명 : ______ (서명)</w:t>
-            </w:r>
-          </w:p>
-        </w:tc>
-      </w:tr>
-    </w:tbl>
-    <w:tbl>
-      <w:tblPr>
-        <w:tblW w:type="dxa" w:w="10090"/>
-        <w:tblBorders>
-          <w:top w:val="single" w:color="auto" w:sz="4"/>
-          <w:left w:val="single" w:color="auto" w:sz="4"/>
-          <w:bottom w:val="single" w:color="auto" w:sz="4"/>
-          <w:right w:val="single" w:color="auto" w:sz="4"/>
-          <w:insideH w:val="single" w:color="auto" w:sz="4"/>
-          <w:insideV w:val="single" w:color="auto" w:sz="4"/>
-        </w:tblBorders>
-      </w:tblPr>
-      <w:tblGrid>
-        <w:gridCol w:w="10090"/>
-      </w:tblGrid>
-      <w:tr>
-        <w:trPr>
-          <w:trHeight w:val="320" w:hRule="exact"/>
-        </w:trPr>
-        <w:tc>
-          <w:tcPr>
-            <w:tcW w:type="dxa" w:w="10090"/>
-            <w:tcBorders>
-              <w:top w:val="single" w:color="035293" w:sz="8"/>
-              <w:left w:val="none" w:color="FFFFFF" w:sz="0"/>
-              <w:bottom w:val="none" w:color="FFFFFF" w:sz="0"/>
-              <w:right w:val="none" w:color="FFFFFF" w:sz="0"/>
-            </w:tcBorders>
-            <w:tcMar>
-              <w:top w:type="dxa" w:w="60"/>
-              <w:left w:type="dxa" w:w="0"/>
-              <w:bottom w:type="dxa" w:w="0"/>
-              <w:right w:type="dxa" w:w="0"/>
-            </w:tcMar>
-            <w:vAlign w:val="center"/>
-          </w:tcPr>
-          <w:p>
-            <w:pPr>
-              <w:spacing w:after="0" w:before="0" w:line="196" w:lineRule="exact"/>
-            </w:pPr>
-            <w:r>
-              <w:rPr>
-                <w:rFonts w:ascii="Malgun Gothic" w:eastAsia="Malgun Gothic" w:hAnsi="Malgun Gothic"/>
-                <w:b w:val="false"/>
-                <w:bCs w:val="false"/>
-                <w:snapToGrid w:val="false"/>
-                <w:color w:val="6B7683"/>
-                <w:sz w:val="14"/>
-                <w:szCs w:val="14"/>
-              </w:rPr>
-              <w:t xml:space="preserve">사단법인 한국동물병원협회 · 회원병원 실무 소식지 제공 양식 (KAHA-F-2605) — 병원 실정에 맞게 수정 후 사용하십시오.</w:t>
             </w:r>
           </w:p>
         </w:tc>

--- a/forms/02_입원응급/퇴원안내문_한국동물병원협회.docx
+++ b/forms/02_입원응급/퇴원안내문_한국동물병원협회.docx
@@ -165,7 +165,7 @@
       </w:tblGrid>
       <w:tr>
         <w:trPr>
-          <w:trHeight w:val="392" w:hRule="exact"/>
+          <w:trHeight w:val="470" w:hRule="exact"/>
         </w:trPr>
         <w:tc>
           <w:tcPr>
@@ -325,7 +325,7 @@
       </w:tr>
       <w:tr>
         <w:trPr>
-          <w:trHeight w:val="392" w:hRule="exact"/>
+          <w:trHeight w:val="470" w:hRule="exact"/>
         </w:trPr>
         <w:tc>
           <w:tcPr>
@@ -486,7 +486,7 @@
       </w:tr>
       <w:tr>
         <w:trPr>
-          <w:trHeight w:val="392" w:hRule="exact"/>
+          <w:trHeight w:val="470" w:hRule="exact"/>
         </w:trPr>
         <w:tc>
           <w:tcPr>
@@ -621,7 +621,7 @@
       </w:tr>
       <w:tr>
         <w:trPr>
-          <w:trHeight w:val="392" w:hRule="exact"/>
+          <w:trHeight w:val="470" w:hRule="exact"/>
         </w:trPr>
         <w:tc>
           <w:tcPr>
@@ -2099,6 +2099,7 @@
           <w:p>
             <w:pPr>
               <w:spacing w:after="0" w:before="0" w:line="225" w:lineRule="exact"/>
+              <w:ind w:left="165" w:hanging="165"/>
             </w:pPr>
             <w:r>
               <w:rPr>
@@ -2116,6 +2117,7 @@
           <w:p>
             <w:pPr>
               <w:spacing w:after="0" w:before="0" w:line="225" w:lineRule="exact"/>
+              <w:ind w:left="165" w:hanging="165"/>
             </w:pPr>
             <w:r>
               <w:rPr>
@@ -2193,11 +2195,6 @@
               </w:rPr>
               <w:t xml:space="preserve">투약 체크 달력</w:t>
             </w:r>
-          </w:p>
-          <w:p>
-            <w:pPr>
-              <w:spacing w:after="0" w:before="0" w:line="120" w:lineRule="exact"/>
-            </w:pPr>
           </w:p>
           <w:p>
             <w:pPr>
@@ -3036,6 +3033,7 @@
           <w:p>
             <w:pPr>
               <w:spacing w:after="0" w:before="0" w:line="250" w:lineRule="exact"/>
+              <w:ind w:left="165" w:hanging="165"/>
             </w:pPr>
             <w:r>
               <w:rPr>
@@ -3053,6 +3051,7 @@
           <w:p>
             <w:pPr>
               <w:spacing w:after="0" w:before="0" w:line="250" w:lineRule="exact"/>
+              <w:ind w:left="165" w:hanging="165"/>
             </w:pPr>
             <w:r>
               <w:rPr>
@@ -3070,6 +3069,7 @@
           <w:p>
             <w:pPr>
               <w:spacing w:after="0" w:before="0" w:line="250" w:lineRule="exact"/>
+              <w:ind w:left="165" w:hanging="165"/>
             </w:pPr>
             <w:r>
               <w:rPr>
@@ -3087,6 +3087,7 @@
           <w:p>
             <w:pPr>
               <w:spacing w:after="0" w:before="0" w:line="250" w:lineRule="exact"/>
+              <w:ind w:left="165" w:hanging="165"/>
             </w:pPr>
             <w:r>
               <w:rPr>
@@ -3104,6 +3105,7 @@
           <w:p>
             <w:pPr>
               <w:spacing w:after="0" w:before="0" w:line="250" w:lineRule="exact"/>
+              <w:ind w:left="165" w:hanging="165"/>
             </w:pPr>
             <w:r>
               <w:rPr>
@@ -3653,21 +3655,21 @@
         </w:tblBorders>
       </w:tblPr>
       <w:tblGrid>
-        <w:gridCol w:w="2200"/>
+        <w:gridCol w:w="3180"/>
         <w:gridCol w:w="1100"/>
-        <w:gridCol w:w="1539"/>
+        <w:gridCol w:w="1049"/>
         <w:gridCol w:w="1250"/>
         <w:gridCol w:w="1100"/>
-        <w:gridCol w:w="1539"/>
+        <w:gridCol w:w="1049"/>
         <w:gridCol w:w="1250"/>
       </w:tblGrid>
       <w:tr>
         <w:trPr>
-          <w:trHeight w:val="510" w:hRule="exact"/>
+          <w:trHeight w:val="570" w:hRule="exact"/>
         </w:trPr>
         <w:tc>
           <w:tcPr>
-            <w:tcW w:type="dxa" w:w="2200"/>
+            <w:tcW w:type="dxa" w:w="3180"/>
             <w:tcBorders>
               <w:top w:val="none" w:color="FFFFFF" w:sz="0"/>
               <w:left w:val="none" w:color="FFFFFF" w:sz="0"/>
@@ -3682,23 +3684,315 @@
             </w:tcMar>
             <w:vAlign w:val="center"/>
           </w:tcPr>
-          <w:p>
-            <w:pPr>
-              <w:spacing w:after="0" w:before="0" w:line="238" w:lineRule="exact"/>
-            </w:pPr>
-            <w:r>
-              <w:rPr>
-                <w:rFonts w:ascii="Malgun Gothic" w:eastAsia="Malgun Gothic" w:hAnsi="Malgun Gothic"/>
-                <w:b w:val="false"/>
-                <w:bCs w:val="false"/>
-                <w:snapToGrid w:val="false"/>
-                <w:color w:val="333333"/>
-                <w:sz w:val="17"/>
-                <w:szCs w:val="17"/>
-              </w:rPr>
-              <w:t xml:space="preserve">20        년        월        일</w:t>
-            </w:r>
-          </w:p>
+          <w:tbl>
+            <w:tblPr>
+              <w:tblW w:type="dxa" w:w="3180"/>
+              <w:tblBorders>
+                <w:top w:val="single" w:color="auto" w:sz="4"/>
+                <w:left w:val="single" w:color="auto" w:sz="4"/>
+                <w:bottom w:val="single" w:color="auto" w:sz="4"/>
+                <w:right w:val="single" w:color="auto" w:sz="4"/>
+                <w:insideH w:val="single" w:color="auto" w:sz="4"/>
+                <w:insideV w:val="single" w:color="auto" w:sz="4"/>
+              </w:tblBorders>
+            </w:tblPr>
+            <w:tblGrid>
+              <w:gridCol w:w="400"/>
+              <w:gridCol w:w="620"/>
+              <w:gridCol w:w="300"/>
+              <w:gridCol w:w="620"/>
+              <w:gridCol w:w="300"/>
+              <w:gridCol w:w="620"/>
+              <w:gridCol w:w="300"/>
+              <w:gridCol w:w="280"/>
+            </w:tblGrid>
+            <w:tr>
+              <w:trPr>
+                <w:trHeight w:val="470" w:hRule="exact"/>
+              </w:trPr>
+              <w:tc>
+                <w:tcPr>
+                  <w:tcW w:type="dxa" w:w="400"/>
+                  <w:tcBorders>
+                    <w:top w:val="none" w:color="FFFFFF" w:sz="0"/>
+                    <w:left w:val="none" w:color="FFFFFF" w:sz="0"/>
+                    <w:bottom w:val="none" w:color="FFFFFF" w:sz="0"/>
+                    <w:right w:val="none" w:color="FFFFFF" w:sz="0"/>
+                  </w:tcBorders>
+                  <w:tcMar>
+                    <w:top w:type="dxa" w:w="0"/>
+                    <w:left w:type="dxa" w:w="20"/>
+                    <w:bottom w:type="dxa" w:w="0"/>
+                    <w:right w:type="dxa" w:w="20"/>
+                  </w:tcMar>
+                  <w:vAlign w:val="center"/>
+                </w:tcPr>
+                <w:p>
+                  <w:pPr>
+                    <w:spacing w:after="0" w:before="0" w:line="238" w:lineRule="exact"/>
+                  </w:pPr>
+                  <w:r>
+                    <w:rPr>
+                      <w:rFonts w:ascii="Malgun Gothic" w:eastAsia="Malgun Gothic" w:hAnsi="Malgun Gothic"/>
+                      <w:b w:val="false"/>
+                      <w:bCs w:val="false"/>
+                      <w:snapToGrid w:val="false"/>
+                      <w:color w:val="333333"/>
+                      <w:sz w:val="17"/>
+                      <w:szCs w:val="17"/>
+                    </w:rPr>
+                    <w:t xml:space="preserve">20</w:t>
+                  </w:r>
+                </w:p>
+              </w:tc>
+              <w:tc>
+                <w:tcPr>
+                  <w:tcW w:type="dxa" w:w="620"/>
+                  <w:tcBorders>
+                    <w:top w:val="none" w:color="FFFFFF" w:sz="0"/>
+                    <w:left w:val="none" w:color="FFFFFF" w:sz="0"/>
+                    <w:bottom w:val="single" w:color="9A9A9A" w:sz="4"/>
+                    <w:right w:val="none" w:color="FFFFFF" w:sz="0"/>
+                  </w:tcBorders>
+                  <w:tcMar>
+                    <w:top w:type="dxa" w:w="0"/>
+                    <w:left w:type="dxa" w:w="20"/>
+                    <w:bottom w:type="dxa" w:w="0"/>
+                    <w:right w:type="dxa" w:w="20"/>
+                  </w:tcMar>
+                  <w:vAlign w:val="center"/>
+                </w:tcPr>
+                <w:p>
+                  <w:pPr>
+                    <w:spacing w:after="0" w:before="0" w:line="238" w:lineRule="exact"/>
+                  </w:pPr>
+                  <w:r>
+                    <w:rPr>
+                      <w:rFonts w:ascii="Malgun Gothic" w:eastAsia="Malgun Gothic" w:hAnsi="Malgun Gothic"/>
+                      <w:b w:val="false"/>
+                      <w:bCs w:val="false"/>
+                      <w:snapToGrid w:val="false"/>
+                      <w:color w:val="333333"/>
+                      <w:sz w:val="17"/>
+                      <w:szCs w:val="17"/>
+                    </w:rPr>
+                    <w:t xml:space="preserve"/>
+                  </w:r>
+                </w:p>
+              </w:tc>
+              <w:tc>
+                <w:tcPr>
+                  <w:tcW w:type="dxa" w:w="300"/>
+                  <w:tcBorders>
+                    <w:top w:val="none" w:color="FFFFFF" w:sz="0"/>
+                    <w:left w:val="none" w:color="FFFFFF" w:sz="0"/>
+                    <w:bottom w:val="none" w:color="FFFFFF" w:sz="0"/>
+                    <w:right w:val="none" w:color="FFFFFF" w:sz="0"/>
+                  </w:tcBorders>
+                  <w:tcMar>
+                    <w:top w:type="dxa" w:w="0"/>
+                    <w:left w:type="dxa" w:w="20"/>
+                    <w:bottom w:type="dxa" w:w="0"/>
+                    <w:right w:type="dxa" w:w="20"/>
+                  </w:tcMar>
+                  <w:vAlign w:val="center"/>
+                </w:tcPr>
+                <w:p>
+                  <w:pPr>
+                    <w:spacing w:after="0" w:before="0" w:line="238" w:lineRule="exact"/>
+                  </w:pPr>
+                  <w:r>
+                    <w:rPr>
+                      <w:rFonts w:ascii="Malgun Gothic" w:eastAsia="Malgun Gothic" w:hAnsi="Malgun Gothic"/>
+                      <w:b w:val="false"/>
+                      <w:bCs w:val="false"/>
+                      <w:snapToGrid w:val="false"/>
+                      <w:color w:val="333333"/>
+                      <w:sz w:val="17"/>
+                      <w:szCs w:val="17"/>
+                    </w:rPr>
+                    <w:t xml:space="preserve">년</w:t>
+                  </w:r>
+                </w:p>
+              </w:tc>
+              <w:tc>
+                <w:tcPr>
+                  <w:tcW w:type="dxa" w:w="620"/>
+                  <w:tcBorders>
+                    <w:top w:val="none" w:color="FFFFFF" w:sz="0"/>
+                    <w:left w:val="none" w:color="FFFFFF" w:sz="0"/>
+                    <w:bottom w:val="single" w:color="9A9A9A" w:sz="4"/>
+                    <w:right w:val="none" w:color="FFFFFF" w:sz="0"/>
+                  </w:tcBorders>
+                  <w:tcMar>
+                    <w:top w:type="dxa" w:w="0"/>
+                    <w:left w:type="dxa" w:w="20"/>
+                    <w:bottom w:type="dxa" w:w="0"/>
+                    <w:right w:type="dxa" w:w="20"/>
+                  </w:tcMar>
+                  <w:vAlign w:val="center"/>
+                </w:tcPr>
+                <w:p>
+                  <w:pPr>
+                    <w:spacing w:after="0" w:before="0" w:line="238" w:lineRule="exact"/>
+                  </w:pPr>
+                  <w:r>
+                    <w:rPr>
+                      <w:rFonts w:ascii="Malgun Gothic" w:eastAsia="Malgun Gothic" w:hAnsi="Malgun Gothic"/>
+                      <w:b w:val="false"/>
+                      <w:bCs w:val="false"/>
+                      <w:snapToGrid w:val="false"/>
+                      <w:color w:val="333333"/>
+                      <w:sz w:val="17"/>
+                      <w:szCs w:val="17"/>
+                    </w:rPr>
+                    <w:t xml:space="preserve"/>
+                  </w:r>
+                </w:p>
+              </w:tc>
+              <w:tc>
+                <w:tcPr>
+                  <w:tcW w:type="dxa" w:w="300"/>
+                  <w:tcBorders>
+                    <w:top w:val="none" w:color="FFFFFF" w:sz="0"/>
+                    <w:left w:val="none" w:color="FFFFFF" w:sz="0"/>
+                    <w:bottom w:val="none" w:color="FFFFFF" w:sz="0"/>
+                    <w:right w:val="none" w:color="FFFFFF" w:sz="0"/>
+                  </w:tcBorders>
+                  <w:tcMar>
+                    <w:top w:type="dxa" w:w="0"/>
+                    <w:left w:type="dxa" w:w="20"/>
+                    <w:bottom w:type="dxa" w:w="0"/>
+                    <w:right w:type="dxa" w:w="20"/>
+                  </w:tcMar>
+                  <w:vAlign w:val="center"/>
+                </w:tcPr>
+                <w:p>
+                  <w:pPr>
+                    <w:spacing w:after="0" w:before="0" w:line="238" w:lineRule="exact"/>
+                  </w:pPr>
+                  <w:r>
+                    <w:rPr>
+                      <w:rFonts w:ascii="Malgun Gothic" w:eastAsia="Malgun Gothic" w:hAnsi="Malgun Gothic"/>
+                      <w:b w:val="false"/>
+                      <w:bCs w:val="false"/>
+                      <w:snapToGrid w:val="false"/>
+                      <w:color w:val="333333"/>
+                      <w:sz w:val="17"/>
+                      <w:szCs w:val="17"/>
+                    </w:rPr>
+                    <w:t xml:space="preserve">월</w:t>
+                  </w:r>
+                </w:p>
+              </w:tc>
+              <w:tc>
+                <w:tcPr>
+                  <w:tcW w:type="dxa" w:w="620"/>
+                  <w:tcBorders>
+                    <w:top w:val="none" w:color="FFFFFF" w:sz="0"/>
+                    <w:left w:val="none" w:color="FFFFFF" w:sz="0"/>
+                    <w:bottom w:val="single" w:color="9A9A9A" w:sz="4"/>
+                    <w:right w:val="none" w:color="FFFFFF" w:sz="0"/>
+                  </w:tcBorders>
+                  <w:tcMar>
+                    <w:top w:type="dxa" w:w="0"/>
+                    <w:left w:type="dxa" w:w="20"/>
+                    <w:bottom w:type="dxa" w:w="0"/>
+                    <w:right w:type="dxa" w:w="20"/>
+                  </w:tcMar>
+                  <w:vAlign w:val="center"/>
+                </w:tcPr>
+                <w:p>
+                  <w:pPr>
+                    <w:spacing w:after="0" w:before="0" w:line="238" w:lineRule="exact"/>
+                  </w:pPr>
+                  <w:r>
+                    <w:rPr>
+                      <w:rFonts w:ascii="Malgun Gothic" w:eastAsia="Malgun Gothic" w:hAnsi="Malgun Gothic"/>
+                      <w:b w:val="false"/>
+                      <w:bCs w:val="false"/>
+                      <w:snapToGrid w:val="false"/>
+                      <w:color w:val="333333"/>
+                      <w:sz w:val="17"/>
+                      <w:szCs w:val="17"/>
+                    </w:rPr>
+                    <w:t xml:space="preserve"/>
+                  </w:r>
+                </w:p>
+              </w:tc>
+              <w:tc>
+                <w:tcPr>
+                  <w:tcW w:type="dxa" w:w="300"/>
+                  <w:tcBorders>
+                    <w:top w:val="none" w:color="FFFFFF" w:sz="0"/>
+                    <w:left w:val="none" w:color="FFFFFF" w:sz="0"/>
+                    <w:bottom w:val="none" w:color="FFFFFF" w:sz="0"/>
+                    <w:right w:val="none" w:color="FFFFFF" w:sz="0"/>
+                  </w:tcBorders>
+                  <w:tcMar>
+                    <w:top w:type="dxa" w:w="0"/>
+                    <w:left w:type="dxa" w:w="20"/>
+                    <w:bottom w:type="dxa" w:w="0"/>
+                    <w:right w:type="dxa" w:w="20"/>
+                  </w:tcMar>
+                  <w:vAlign w:val="center"/>
+                </w:tcPr>
+                <w:p>
+                  <w:pPr>
+                    <w:spacing w:after="0" w:before="0" w:line="238" w:lineRule="exact"/>
+                  </w:pPr>
+                  <w:r>
+                    <w:rPr>
+                      <w:rFonts w:ascii="Malgun Gothic" w:eastAsia="Malgun Gothic" w:hAnsi="Malgun Gothic"/>
+                      <w:b w:val="false"/>
+                      <w:bCs w:val="false"/>
+                      <w:snapToGrid w:val="false"/>
+                      <w:color w:val="333333"/>
+                      <w:sz w:val="17"/>
+                      <w:szCs w:val="17"/>
+                    </w:rPr>
+                    <w:t xml:space="preserve">일</w:t>
+                  </w:r>
+                </w:p>
+              </w:tc>
+              <w:tc>
+                <w:tcPr>
+                  <w:tcW w:type="dxa" w:w="280"/>
+                  <w:tcBorders>
+                    <w:top w:val="none" w:color="FFFFFF" w:sz="0"/>
+                    <w:left w:val="none" w:color="FFFFFF" w:sz="0"/>
+                    <w:bottom w:val="none" w:color="FFFFFF" w:sz="0"/>
+                    <w:right w:val="none" w:color="FFFFFF" w:sz="0"/>
+                  </w:tcBorders>
+                  <w:tcMar>
+                    <w:top w:type="dxa" w:w="0"/>
+                    <w:left w:type="dxa" w:w="20"/>
+                    <w:bottom w:type="dxa" w:w="0"/>
+                    <w:right w:type="dxa" w:w="20"/>
+                  </w:tcMar>
+                  <w:vAlign w:val="center"/>
+                </w:tcPr>
+                <w:p>
+                  <w:pPr>
+                    <w:spacing w:after="0" w:before="0" w:line="238" w:lineRule="exact"/>
+                  </w:pPr>
+                  <w:r>
+                    <w:rPr>
+                      <w:rFonts w:ascii="Malgun Gothic" w:eastAsia="Malgun Gothic" w:hAnsi="Malgun Gothic"/>
+                      <w:b w:val="false"/>
+                      <w:bCs w:val="false"/>
+                      <w:snapToGrid w:val="false"/>
+                      <w:color w:val="333333"/>
+                      <w:sz w:val="17"/>
+                      <w:szCs w:val="17"/>
+                    </w:rPr>
+                    <w:t xml:space="preserve"/>
+                  </w:r>
+                </w:p>
+              </w:tc>
+            </w:tr>
+          </w:tbl>
+          <w:p/>
         </w:tc>
         <w:tc>
           <w:tcPr>
@@ -3737,7 +4031,7 @@
         </w:tc>
         <w:tc>
           <w:tcPr>
-            <w:tcW w:type="dxa" w:w="1539"/>
+            <w:tcW w:type="dxa" w:w="1049"/>
             <w:tcBorders>
               <w:top w:val="dotted" w:color="9A9A9A" w:sz="4"/>
               <w:left w:val="dotted" w:color="9A9A9A" w:sz="4"/>
@@ -3842,7 +4136,7 @@
         </w:tc>
         <w:tc>
           <w:tcPr>
-            <w:tcW w:type="dxa" w:w="1539"/>
+            <w:tcW w:type="dxa" w:w="1049"/>
             <w:tcBorders>
               <w:top w:val="dotted" w:color="9A9A9A" w:sz="4"/>
               <w:left w:val="dotted" w:color="9A9A9A" w:sz="4"/>

--- a/forms/02_입원응급/퇴원안내문_한국동물병원협회.docx
+++ b/forms/02_입원응급/퇴원안내문_한국동물병원협회.docx
@@ -157,11 +157,11 @@
         </w:tblBorders>
       </w:tblPr>
       <w:tblGrid>
-        <w:gridCol w:w="1588"/>
         <w:gridCol w:w="1474"/>
-        <w:gridCol w:w="2721"/>
-        <w:gridCol w:w="1474"/>
-        <w:gridCol w:w="2721"/>
+        <w:gridCol w:w="1701"/>
+        <w:gridCol w:w="2551"/>
+        <w:gridCol w:w="1701"/>
+        <w:gridCol w:w="2551"/>
       </w:tblGrid>
       <w:tr>
         <w:trPr>
@@ -169,7 +169,7 @@
         </w:trPr>
         <w:tc>
           <w:tcPr>
-            <w:tcW w:type="dxa" w:w="1588"/>
+            <w:tcW w:type="dxa" w:w="1474"/>
             <w:tcBorders>
               <w:top w:val="single" w:color="BFBFBF" w:sz="4"/>
               <w:left w:val="single" w:color="BFBFBF" w:sz="4"/>
@@ -206,7 +206,7 @@
         </w:tc>
         <w:tc>
           <w:tcPr>
-            <w:tcW w:type="dxa" w:w="1474"/>
+            <w:tcW w:type="dxa" w:w="1701"/>
             <w:tcBorders>
               <w:top w:val="single" w:color="BFBFBF" w:sz="4"/>
               <w:left w:val="single" w:color="BFBFBF" w:sz="4"/>
@@ -242,7 +242,7 @@
         </w:tc>
         <w:tc>
           <w:tcPr>
-            <w:tcW w:type="dxa" w:w="2721"/>
+            <w:tcW w:type="dxa" w:w="2551"/>
             <w:tcBorders>
               <w:top w:val="single" w:color="BFBFBF" w:sz="4"/>
               <w:left w:val="single" w:color="BFBFBF" w:sz="4"/>
@@ -265,7 +265,7 @@
         </w:tc>
         <w:tc>
           <w:tcPr>
-            <w:tcW w:type="dxa" w:w="1474"/>
+            <w:tcW w:type="dxa" w:w="1701"/>
             <w:tcBorders>
               <w:top w:val="single" w:color="BFBFBF" w:sz="4"/>
               <w:left w:val="single" w:color="BFBFBF" w:sz="4"/>
@@ -301,7 +301,7 @@
         </w:tc>
         <w:tc>
           <w:tcPr>
-            <w:tcW w:type="dxa" w:w="2721"/>
+            <w:tcW w:type="dxa" w:w="2551"/>
             <w:tcBorders>
               <w:top w:val="single" w:color="BFBFBF" w:sz="4"/>
               <w:left w:val="single" w:color="BFBFBF" w:sz="4"/>
@@ -329,7 +329,7 @@
         </w:trPr>
         <w:tc>
           <w:tcPr>
-            <w:tcW w:type="dxa" w:w="1588"/>
+            <w:tcW w:type="dxa" w:w="1474"/>
             <w:vMerge w:val="restart"/>
             <w:tcBorders>
               <w:top w:val="single" w:color="BFBFBF" w:sz="4"/>
@@ -367,7 +367,7 @@
         </w:tc>
         <w:tc>
           <w:tcPr>
-            <w:tcW w:type="dxa" w:w="1474"/>
+            <w:tcW w:type="dxa" w:w="1701"/>
             <w:tcBorders>
               <w:top w:val="single" w:color="BFBFBF" w:sz="4"/>
               <w:left w:val="single" w:color="BFBFBF" w:sz="4"/>
@@ -403,7 +403,7 @@
         </w:tc>
         <w:tc>
           <w:tcPr>
-            <w:tcW w:type="dxa" w:w="2721"/>
+            <w:tcW w:type="dxa" w:w="2551"/>
             <w:tcBorders>
               <w:top w:val="single" w:color="BFBFBF" w:sz="4"/>
               <w:left w:val="single" w:color="BFBFBF" w:sz="4"/>
@@ -426,7 +426,7 @@
         </w:tc>
         <w:tc>
           <w:tcPr>
-            <w:tcW w:type="dxa" w:w="1474"/>
+            <w:tcW w:type="dxa" w:w="1701"/>
             <w:tcBorders>
               <w:top w:val="single" w:color="BFBFBF" w:sz="4"/>
               <w:left w:val="single" w:color="BFBFBF" w:sz="4"/>
@@ -462,7 +462,7 @@
         </w:tc>
         <w:tc>
           <w:tcPr>
-            <w:tcW w:type="dxa" w:w="2721"/>
+            <w:tcW w:type="dxa" w:w="2551"/>
             <w:tcBorders>
               <w:top w:val="single" w:color="BFBFBF" w:sz="4"/>
               <w:left w:val="single" w:color="BFBFBF" w:sz="4"/>
@@ -502,7 +502,7 @@
         </w:tc>
         <w:tc>
           <w:tcPr>
-            <w:tcW w:type="dxa" w:w="1474"/>
+            <w:tcW w:type="dxa" w:w="1701"/>
             <w:tcBorders>
               <w:top w:val="single" w:color="BFBFBF" w:sz="4"/>
               <w:left w:val="single" w:color="BFBFBF" w:sz="4"/>
@@ -538,7 +538,7 @@
         </w:tc>
         <w:tc>
           <w:tcPr>
-            <w:tcW w:type="dxa" w:w="2721"/>
+            <w:tcW w:type="dxa" w:w="2551"/>
             <w:tcBorders>
               <w:top w:val="single" w:color="BFBFBF" w:sz="4"/>
               <w:left w:val="single" w:color="BFBFBF" w:sz="4"/>
@@ -561,7 +561,7 @@
         </w:tc>
         <w:tc>
           <w:tcPr>
-            <w:tcW w:type="dxa" w:w="1474"/>
+            <w:tcW w:type="dxa" w:w="1701"/>
             <w:tcBorders>
               <w:top w:val="single" w:color="BFBFBF" w:sz="4"/>
               <w:left w:val="single" w:color="BFBFBF" w:sz="4"/>
@@ -597,7 +597,7 @@
         </w:tc>
         <w:tc>
           <w:tcPr>
-            <w:tcW w:type="dxa" w:w="2721"/>
+            <w:tcW w:type="dxa" w:w="2551"/>
             <w:tcBorders>
               <w:top w:val="single" w:color="BFBFBF" w:sz="4"/>
               <w:left w:val="single" w:color="BFBFBF" w:sz="4"/>
@@ -625,7 +625,7 @@
         </w:trPr>
         <w:tc>
           <w:tcPr>
-            <w:tcW w:type="dxa" w:w="1588"/>
+            <w:tcW w:type="dxa" w:w="1474"/>
             <w:tcBorders>
               <w:top w:val="single" w:color="BFBFBF" w:sz="4"/>
               <w:left w:val="single" w:color="BFBFBF" w:sz="4"/>
@@ -662,7 +662,7 @@
         </w:tc>
         <w:tc>
           <w:tcPr>
-            <w:tcW w:type="dxa" w:w="1474"/>
+            <w:tcW w:type="dxa" w:w="1701"/>
             <w:tcBorders>
               <w:top w:val="single" w:color="BFBFBF" w:sz="4"/>
               <w:left w:val="single" w:color="BFBFBF" w:sz="4"/>
@@ -698,7 +698,7 @@
         </w:tc>
         <w:tc>
           <w:tcPr>
-            <w:tcW w:type="dxa" w:w="2721"/>
+            <w:tcW w:type="dxa" w:w="2551"/>
             <w:tcBorders>
               <w:top w:val="single" w:color="BFBFBF" w:sz="4"/>
               <w:left w:val="single" w:color="BFBFBF" w:sz="4"/>
@@ -721,7 +721,7 @@
         </w:tc>
         <w:tc>
           <w:tcPr>
-            <w:tcW w:type="dxa" w:w="1474"/>
+            <w:tcW w:type="dxa" w:w="1701"/>
             <w:tcBorders>
               <w:top w:val="single" w:color="BFBFBF" w:sz="4"/>
               <w:left w:val="single" w:color="BFBFBF" w:sz="4"/>
@@ -757,7 +757,7 @@
         </w:tc>
         <w:tc>
           <w:tcPr>
-            <w:tcW w:type="dxa" w:w="2721"/>
+            <w:tcW w:type="dxa" w:w="2551"/>
             <w:tcBorders>
               <w:top w:val="single" w:color="BFBFBF" w:sz="4"/>
               <w:left w:val="single" w:color="BFBFBF" w:sz="4"/>
@@ -782,7 +782,7 @@
     </w:tbl>
     <w:p>
       <w:pPr>
-        <w:spacing w:after="0" w:before="0" w:line="190" w:lineRule="exact"/>
+        <w:spacing w:after="0" w:before="0" w:line="120" w:lineRule="exact"/>
       </w:pPr>
     </w:p>
     <w:tbl>
@@ -803,7 +803,7 @@
       </w:tblGrid>
       <w:tr>
         <w:trPr>
-          <w:trHeight w:val="992" w:hRule="exact"/>
+          <w:trHeight w:val="1191" w:hRule="exact"/>
         </w:trPr>
         <w:tc>
           <w:tcPr>
@@ -888,13 +888,13 @@
             </w:tblPr>
             <w:tblGrid>
               <w:gridCol w:w="1474"/>
-              <w:gridCol w:w="3728"/>
-              <w:gridCol w:w="1134"/>
-              <w:gridCol w:w="1474"/>
+              <w:gridCol w:w="3954"/>
+              <w:gridCol w:w="1021"/>
+              <w:gridCol w:w="1361"/>
             </w:tblGrid>
             <w:tr>
               <w:trPr>
-                <w:trHeight w:val="454" w:hRule="exact"/>
+                <w:trHeight w:val="539" w:hRule="exact"/>
               </w:trPr>
               <w:tc>
                 <w:tcPr>
@@ -959,7 +959,7 @@
             </w:tr>
             <w:tr>
               <w:trPr>
-                <w:trHeight w:val="454" w:hRule="exact"/>
+                <w:trHeight w:val="539" w:hRule="exact"/>
               </w:trPr>
               <w:tc>
                 <w:tcPr>
@@ -999,7 +999,7 @@
               </w:tc>
               <w:tc>
                 <w:tcPr>
-                  <w:tcW w:type="dxa" w:w="3728"/>
+                  <w:tcW w:type="dxa" w:w="3954"/>
                   <w:tcBorders>
                     <w:top w:val="single" w:color="BFBFBF" w:sz="4"/>
                     <w:left w:val="single" w:color="BFBFBF" w:sz="4"/>
@@ -1034,7 +1034,7 @@
               </w:tc>
               <w:tc>
                 <w:tcPr>
-                  <w:tcW w:type="dxa" w:w="1134"/>
+                  <w:tcW w:type="dxa" w:w="1021"/>
                   <w:tcBorders>
                     <w:top w:val="single" w:color="BFBFBF" w:sz="4"/>
                     <w:left w:val="single" w:color="BFBFBF" w:sz="4"/>
@@ -1070,7 +1070,7 @@
               </w:tc>
               <w:tc>
                 <w:tcPr>
-                  <w:tcW w:type="dxa" w:w="1474"/>
+                  <w:tcW w:type="dxa" w:w="1361"/>
                   <w:tcBorders>
                     <w:top w:val="single" w:color="BFBFBF" w:sz="4"/>
                     <w:left w:val="single" w:color="BFBFBF" w:sz="4"/>
@@ -1105,13 +1105,17 @@
               </w:tc>
             </w:tr>
           </w:tbl>
-          <w:p/>
+          <w:p>
+            <w:pPr>
+              <w:spacing w:after="0" w:before="0" w:line="20" w:lineRule="exact"/>
+            </w:pPr>
+          </w:p>
         </w:tc>
       </w:tr>
     </w:tbl>
     <w:p>
       <w:pPr>
-        <w:spacing w:after="0" w:before="0" w:line="190" w:lineRule="exact"/>
+        <w:spacing w:after="0" w:before="0" w:line="120" w:lineRule="exact"/>
       </w:pPr>
     </w:p>
     <w:tbl>
@@ -2137,7 +2141,7 @@
     </w:tbl>
     <w:p>
       <w:pPr>
-        <w:spacing w:after="0" w:before="0" w:line="190" w:lineRule="exact"/>
+        <w:spacing w:after="0" w:before="0" w:line="120" w:lineRule="exact"/>
       </w:pPr>
     </w:p>
     <w:tbl>
@@ -2947,13 +2951,17 @@
               </w:tc>
             </w:tr>
           </w:tbl>
-          <w:p/>
+          <w:p>
+            <w:pPr>
+              <w:spacing w:after="0" w:before="0" w:line="20" w:lineRule="exact"/>
+            </w:pPr>
+          </w:p>
         </w:tc>
       </w:tr>
     </w:tbl>
     <w:p>
       <w:pPr>
-        <w:spacing w:after="0" w:before="0" w:line="190" w:lineRule="exact"/>
+        <w:spacing w:after="0" w:before="0" w:line="120" w:lineRule="exact"/>
       </w:pPr>
     </w:p>
     <w:tbl>
@@ -3125,7 +3133,7 @@
     </w:tbl>
     <w:p>
       <w:pPr>
-        <w:spacing w:after="0" w:before="0" w:line="190" w:lineRule="exact"/>
+        <w:spacing w:after="0" w:before="0" w:line="120" w:lineRule="exact"/>
       </w:pPr>
     </w:p>
     <w:tbl>
@@ -3146,7 +3154,7 @@
       </w:tblGrid>
       <w:tr>
         <w:trPr>
-          <w:trHeight w:val="1786" w:hRule="exact"/>
+          <w:trHeight w:val="1871" w:hRule="exact"/>
         </w:trPr>
         <w:tc>
           <w:tcPr>
@@ -3237,7 +3245,7 @@
             </w:tblGrid>
             <w:tr>
               <w:trPr>
-                <w:trHeight w:val="454" w:hRule="exact"/>
+                <w:trHeight w:val="539" w:hRule="exact"/>
               </w:trPr>
               <w:tc>
                 <w:tcPr>
@@ -3571,7 +3579,11 @@
               </w:tc>
             </w:tr>
           </w:tbl>
-          <w:p/>
+          <w:p>
+            <w:pPr>
+              <w:spacing w:after="0" w:before="0" w:line="20" w:lineRule="exact"/>
+            </w:pPr>
+          </w:p>
         </w:tc>
       </w:tr>
     </w:tbl>
@@ -3992,7 +4004,11 @@
               </w:tc>
             </w:tr>
           </w:tbl>
-          <w:p/>
+          <w:p>
+            <w:pPr>
+              <w:spacing w:after="0" w:before="0" w:line="20" w:lineRule="exact"/>
+            </w:pPr>
+          </w:p>
         </w:tc>
         <w:tc>
           <w:tcPr>
@@ -4217,10 +4233,10 @@
       <w:pgSz w:w="11906" w:h="16838" w:orient="portrait"/>
       <w:pgMar w:top="851" w:right="964" w:bottom="1701" w:left="964" w:header="340" w:footer="794" w:gutter="0"/>
       <w:pgBorders w:display="allPages" w:offsetFrom="page" w:zOrder="back">
-        <w:top w:val="single" w:color="1B3A5C" w:sz="18" w:space="20"/>
-        <w:left w:val="single" w:color="1B3A5C" w:sz="18" w:space="20"/>
-        <w:bottom w:val="single" w:color="1B3A5C" w:sz="18" w:space="20"/>
-        <w:right w:val="single" w:color="1B3A5C" w:sz="18" w:space="20"/>
+        <w:top w:val="single" w:color="1B3A5C" w:sz="18" w:space="27"/>
+        <w:left w:val="single" w:color="1B3A5C" w:sz="18" w:space="27"/>
+        <w:bottom w:val="single" w:color="1B3A5C" w:sz="18" w:space="27"/>
+        <w:right w:val="single" w:color="1B3A5C" w:sz="18" w:space="27"/>
       </w:pgBorders>
       <w:pgNumType/>
       <w:docGrid w:linePitch="360"/>

--- a/forms/02_입원응급/퇴원안내문_한국동물병원협회.docx
+++ b/forms/02_입원응급/퇴원안내문_한국동물병원협회.docx
@@ -165,7 +165,7 @@
       </w:tblGrid>
       <w:tr>
         <w:trPr>
-          <w:trHeight w:val="470" w:hRule="exact"/>
+          <w:trHeight w:val="505" w:hRule="exact"/>
         </w:trPr>
         <w:tc>
           <w:tcPr>
@@ -325,7 +325,7 @@
       </w:tr>
       <w:tr>
         <w:trPr>
-          <w:trHeight w:val="470" w:hRule="exact"/>
+          <w:trHeight w:val="505" w:hRule="exact"/>
         </w:trPr>
         <w:tc>
           <w:tcPr>
@@ -486,7 +486,7 @@
       </w:tr>
       <w:tr>
         <w:trPr>
-          <w:trHeight w:val="470" w:hRule="exact"/>
+          <w:trHeight w:val="505" w:hRule="exact"/>
         </w:trPr>
         <w:tc>
           <w:tcPr>
@@ -621,7 +621,7 @@
       </w:tr>
       <w:tr>
         <w:trPr>
-          <w:trHeight w:val="470" w:hRule="exact"/>
+          <w:trHeight w:val="505" w:hRule="exact"/>
         </w:trPr>
         <w:tc>
           <w:tcPr>

--- a/forms/02_입원응급/퇴원안내문_한국동물병원협회.docx
+++ b/forms/02_입원응급/퇴원안내문_한국동물병원협회.docx
@@ -4091,7 +4091,7 @@
             </w:tcBorders>
             <w:tcMar>
               <w:top w:type="dxa" w:w="0"/>
-              <w:left w:type="dxa" w:w="60"/>
+              <w:left w:type="dxa" w:w="40"/>
               <w:bottom w:type="dxa" w:w="0"/>
               <w:right w:type="dxa" w:w="0"/>
             </w:tcMar>
@@ -4099,7 +4099,7 @@
           </w:tcPr>
           <w:p>
             <w:pPr>
-              <w:spacing w:after="0" w:before="0" w:line="196" w:lineRule="exact"/>
+              <w:spacing w:after="0" w:before="0" w:line="182" w:lineRule="exact"/>
             </w:pPr>
             <w:r>
               <w:rPr>
@@ -4108,8 +4108,8 @@
                 <w:bCs w:val="false"/>
                 <w:snapToGrid w:val="false"/>
                 <w:color w:val="767676"/>
-                <w:sz w:val="14"/>
-                <w:szCs w:val="14"/>
+                <w:sz w:val="13"/>
+                <w:szCs w:val="13"/>
               </w:rPr>
               <w:t xml:space="preserve">(서명 또는 인)</w:t>
             </w:r>
@@ -4196,7 +4196,7 @@
             </w:tcBorders>
             <w:tcMar>
               <w:top w:type="dxa" w:w="0"/>
-              <w:left w:type="dxa" w:w="60"/>
+              <w:left w:type="dxa" w:w="40"/>
               <w:bottom w:type="dxa" w:w="0"/>
               <w:right w:type="dxa" w:w="0"/>
             </w:tcMar>
@@ -4204,7 +4204,7 @@
           </w:tcPr>
           <w:p>
             <w:pPr>
-              <w:spacing w:after="0" w:before="0" w:line="196" w:lineRule="exact"/>
+              <w:spacing w:after="0" w:before="0" w:line="182" w:lineRule="exact"/>
             </w:pPr>
             <w:r>
               <w:rPr>
@@ -4213,8 +4213,8 @@
                 <w:bCs w:val="false"/>
                 <w:snapToGrid w:val="false"/>
                 <w:color w:val="767676"/>
-                <w:sz w:val="14"/>
-                <w:szCs w:val="14"/>
+                <w:sz w:val="13"/>
+                <w:szCs w:val="13"/>
               </w:rPr>
               <w:t xml:space="preserve">(서명 또는 인)</w:t>
             </w:r>
